--- a/SRE_document1.docx
+++ b/SRE_document1.docx
@@ -336,8 +336,8 @@
         <w:tblLook w:val="04A0" w:firstRow="1" w:lastRow="0" w:firstColumn="1" w:lastColumn="0" w:noHBand="0" w:noVBand="1"/>
       </w:tblPr>
       <w:tblGrid>
-        <w:gridCol w:w="2523"/>
-        <w:gridCol w:w="3672"/>
+        <w:gridCol w:w="2522"/>
+        <w:gridCol w:w="3673"/>
         <w:gridCol w:w="3155"/>
       </w:tblGrid>
       <w:tr>
@@ -531,7 +531,7 @@
                 <w:sz w:val="26"/>
                 <w:szCs w:val="26"/>
               </w:rPr>
-              <w:t>Node.js with MySQL</w:t>
+              <w:t>Python(FastAPI) with PostrgeSQL</w:t>
             </w:r>
           </w:p>
         </w:tc>
@@ -605,23 +605,7 @@
                 <w:sz w:val="26"/>
                 <w:szCs w:val="26"/>
               </w:rPr>
-              <w:t xml:space="preserve">Python </w:t>
-            </w:r>
-            <w:proofErr w:type="spellStart"/>
-            <w:r>
-              <w:rPr>
-                <w:sz w:val="26"/>
-                <w:szCs w:val="26"/>
-              </w:rPr>
-              <w:t>spaCy</w:t>
-            </w:r>
-            <w:proofErr w:type="spellEnd"/>
-            <w:r>
-              <w:rPr>
-                <w:sz w:val="26"/>
-                <w:szCs w:val="26"/>
-              </w:rPr>
-              <w:t xml:space="preserve"> library</w:t>
+              <w:t>Python spaCy library</w:t>
             </w:r>
           </w:p>
         </w:tc>
@@ -784,21 +768,12 @@
                 <w:szCs w:val="26"/>
               </w:rPr>
             </w:pPr>
-            <w:proofErr w:type="gramStart"/>
-            <w:r>
-              <w:rPr>
-                <w:sz w:val="26"/>
-                <w:szCs w:val="26"/>
-              </w:rPr>
-              <w:t>Available  free</w:t>
-            </w:r>
-            <w:proofErr w:type="gramEnd"/>
-            <w:r>
-              <w:rPr>
-                <w:sz w:val="26"/>
-                <w:szCs w:val="26"/>
-              </w:rPr>
-              <w:t xml:space="preserve"> tier sufficient</w:t>
+            <w:r>
+              <w:rPr>
+                <w:sz w:val="26"/>
+                <w:szCs w:val="26"/>
+              </w:rPr>
+              <w:t>Available  free tier sufficient</w:t>
             </w:r>
           </w:p>
         </w:tc>
@@ -1241,6 +1216,7 @@
                             <w:sz w:val="26"/>
                             <w:szCs w:val="26"/>
                           </w:rPr>
+                          <w:lastRenderedPageBreak/>
                           <w:t>Admin Staff</w:t>
                         </w:r>
                       </w:p>
@@ -1289,7 +1265,6 @@
                             <w:sz w:val="26"/>
                             <w:szCs w:val="26"/>
                           </w:rPr>
-                          <w:lastRenderedPageBreak/>
                           <w:t>Placement Officer</w:t>
                         </w:r>
                       </w:p>
@@ -1412,7 +1387,21 @@
           <w:sz w:val="26"/>
           <w:szCs w:val="26"/>
         </w:rPr>
-        <w:t>The Job Portal for Fresh Graduates is schedule feasible because it can be completed within one semester. The project has limited modules, so the work can be done step by step, including design, development, testing, and final documentation. Therefore, the timeline is realistic for a semester project.</w:t>
+        <w:t xml:space="preserve">The Job Portal for Fresh Graduates is schedule feasible because it can be completed </w:t>
+      </w:r>
+      <w:r>
+        <w:rPr>
+          <w:sz w:val="26"/>
+          <w:szCs w:val="26"/>
+        </w:rPr>
+        <w:t>in almost 2 months (8 weeks).</w:t>
+      </w:r>
+      <w:r>
+        <w:rPr>
+          <w:sz w:val="26"/>
+          <w:szCs w:val="26"/>
+        </w:rPr>
+        <w:t xml:space="preserve"> The project has limited modules, so the work can be done step by step, including design, development, testing, and final documentation. Therefore, the timeline is realistic for a semester project.</w:t>
       </w:r>
     </w:p>
     <w:p>
@@ -2078,6 +2067,7 @@
                 <w:sz w:val="26"/>
                 <w:szCs w:val="26"/>
               </w:rPr>
+              <w:lastRenderedPageBreak/>
               <w:t>University Placement Officer</w:t>
             </w:r>
           </w:p>
@@ -2149,7 +2139,6 @@
                 <w:sz w:val="26"/>
                 <w:szCs w:val="26"/>
               </w:rPr>
-              <w:lastRenderedPageBreak/>
               <w:t>Admin Staff</w:t>
             </w:r>
           </w:p>
@@ -2733,6 +2722,7 @@
           <w:sz w:val="26"/>
           <w:szCs w:val="26"/>
         </w:rPr>
+        <w:lastRenderedPageBreak/>
         <w:t>LinkedIn or external job board integration</w:t>
       </w:r>
     </w:p>
@@ -2773,7 +2763,6 @@
           <w:sz w:val="26"/>
           <w:szCs w:val="26"/>
         </w:rPr>
-        <w:lastRenderedPageBreak/>
         <w:t>Academic transcript management</w:t>
       </w:r>
     </w:p>
@@ -3112,7 +3101,21 @@
                 <w:sz w:val="26"/>
                 <w:szCs w:val="26"/>
               </w:rPr>
-              <w:t>Must use university's existing Apache server and MySQL database</w:t>
+              <w:t xml:space="preserve">Must use university's existing Apache server and </w:t>
+            </w:r>
+            <w:r>
+              <w:rPr>
+                <w:sz w:val="26"/>
+                <w:szCs w:val="26"/>
+              </w:rPr>
+              <w:t>Postrge</w:t>
+            </w:r>
+            <w:r>
+              <w:rPr>
+                <w:sz w:val="26"/>
+                <w:szCs w:val="26"/>
+              </w:rPr>
+              <w:t>SQL database</w:t>
             </w:r>
           </w:p>
         </w:tc>
@@ -3790,6 +3793,7 @@
                 <w:sz w:val="26"/>
                 <w:szCs w:val="26"/>
               </w:rPr>
+              <w:lastRenderedPageBreak/>
               <w:t>ASM-03</w:t>
             </w:r>
           </w:p>
@@ -3875,7 +3879,6 @@
                 <w:sz w:val="26"/>
                 <w:szCs w:val="26"/>
               </w:rPr>
-              <w:lastRenderedPageBreak/>
               <w:t>ASM-04</w:t>
             </w:r>
           </w:p>
